--- a/JusticiaOrienta_06_Manual_Panel_Administracion.docx
+++ b/JusticiaOrienta_06_Manual_Panel_Administracion.docx
@@ -160,7 +160,7 @@
               <w:rPr>
                 <w:sz w:val="21"/>
               </w:rPr>
-              <w:t>Tu correo y contraseña — pídeselos a quien administre el sistema en tu Corte</w:t>
+              <w:t>Tu DNI y contraseña — pídeselos a quien administre el sistema en tu Corte</w:t>
             </w:r>
           </w:p>
         </w:tc>
@@ -391,7 +391,7 @@
           <w:color w:val="222222"/>
           <w:sz w:val="22"/>
         </w:rPr>
-        <w:t>Abre la dirección del panel en tu navegador y escribe tu correo y contraseña.</w:t>
+        <w:t>Abre la dirección del panel en tu navegador y escribe tu DNI (8 dígitos) y tu contraseña.</w:t>
       </w:r>
     </w:p>
     <w:p>

--- a/JusticiaOrienta_06_Manual_Panel_Administracion.docx
+++ b/JusticiaOrienta_06_Manual_Panel_Administracion.docx
@@ -261,7 +261,7 @@
           <w:color w:val="1A2130"/>
           <w:sz w:val="26"/>
         </w:rPr>
-        <w:t>Los cuatro roles</w:t>
+        <w:t>Los cinco roles</w:t>
       </w:r>
     </w:p>
     <w:p>
@@ -318,6 +318,20 @@
           <w:sz w:val="22"/>
         </w:rPr>
         <w:t>•  Administrador(a): control total — todas las áreas, sedes, usuarios y auditoría.</w:t>
+      </w:r>
+    </w:p>
+    <w:p>
+      <w:pPr>
+        <w:spacing w:after="80"/>
+        <w:ind w:left="340"/>
+      </w:pPr>
+      <w:r>
+        <w:rPr>
+          <w:rFonts w:ascii="Calibri" w:hAnsi="Calibri"/>
+          <w:color w:val="222222"/>
+          <w:sz w:val="22"/>
+        </w:rPr>
+        <w:t>•  Consulta: solo lectura de indicadores, reportes, y auditoría/duplicados -- pensado para quien toma decisiones o supervisa, no para el día a día del catálogo.</w:t>
       </w:r>
     </w:p>
     <w:p>
@@ -465,7 +479,7 @@
           <w:color w:val="222222"/>
           <w:sz w:val="22"/>
         </w:rPr>
-        <w:t>Si es tu primera vez, alguien del equipo de Informática o de administración te habrá creado la cuenta y te habrá dado una contraseña provisional. Cámbiala apenas entres — el Paso 7 explica cómo.</w:t>
+        <w:t>Si es tu primera vez, alguien del equipo de Informática o de administración te habrá creado la cuenta y te habrá dado una contraseña provisional. El sistema te obligará a cambiarla antes de dejarte usar el panel — el Paso 9 explica cómo.</w:t>
       </w:r>
     </w:p>
     <w:p>
@@ -518,7 +532,7 @@
           <w:color w:val="222222"/>
           <w:sz w:val="22"/>
         </w:rPr>
-        <w:t>Al entrar ves cuatro números arriba (cuántas personas han buscado algo, cuántas encontraron respuesta) y, debajo, las secciones del panel. Si eres gestor(a) o validador(a), solo verás "Dependencias" — las demás pestañas (Sedes, Usuarios, Auditoría) son solo para administradores.</w:t>
+        <w:t>Al entrar ves varios indicadores arriba (cuántas personas han buscado algo, cuántas encontraron respuesta, entre otros) y, debajo, las secciones del panel. Si eres gestor(a) o validador(a), solo verás "Dependencias" — las demás pestañas (Sedes, Usuarios, Auditoría) son solo para quien administra, audita o supervisa.</w:t>
       </w:r>
     </w:p>
     <w:p>
@@ -587,7 +601,7 @@
           <w:color w:val="222222"/>
           <w:sz w:val="22"/>
         </w:rPr>
-        <w:t>A la izquierda está la lista de dependencias que puedes editar (las de tu área). A la derecha, el formulario para crear una nueva o, si haces clic en "Editar", para modificar una existente.</w:t>
+        <w:t>La tabla muestra las dependencias que puedes editar (las de tu área). Arriba, el botón "+ Nueva dependencia" abre el formulario para crear una; si haces clic en "Editar" en cualquier fila, se abre ese mismo formulario ya lleno con los datos de esa dependencia.</w:t>
       </w:r>
     </w:p>
     <w:p>
@@ -799,7 +813,7 @@
           <w:color w:val="222222"/>
           <w:sz w:val="22"/>
         </w:rPr>
-        <w:t>Haz clic en "Editar" junto al nombre. El formulario de la derecha se llena con los datos actuales.</w:t>
+        <w:t>Haz clic en "Editar" junto al nombre. Se abre una ventana con el formulario, ya lleno con los datos actuales.</w:t>
       </w:r>
     </w:p>
     <w:p>
@@ -1456,7 +1470,7 @@
           <w:color w:val="222222"/>
           <w:sz w:val="22"/>
         </w:rPr>
-        <w:t>Haz clic en "Mi contraseña", junto al botón "Salir", arriba a la derecha. Te pedirá la contraseña actual y la nueva (mínimo 6 caracteres).</w:t>
+        <w:t>Haz clic en "Mi perfil", arriba a la derecha, y luego en "Cambiar contraseña". Te pedirá la contraseña actual y la nueva (mínimo 6 caracteres).</w:t>
       </w:r>
     </w:p>
     <w:p>
@@ -1712,6 +1726,38 @@
           <w:sz w:val="22"/>
         </w:rPr>
         <w:t>Puede que todavía no tengas dependencias asignadas a tu área, o que el nombre de tu área en el sistema no coincida exactamente con el tuyo. Contacta a un(a) administrador(a) para revisarlo.</w:t>
+      </w:r>
+    </w:p>
+    <w:p>
+      <w:pPr>
+        <w:spacing w:after="40" w:before="200" w:line="240" w:lineRule="auto"/>
+        <w:jc w:val="left"/>
+      </w:pPr>
+      <w:r>
+        <w:rPr>
+          <w:rFonts w:ascii="Calibri" w:hAnsi="Calibri"/>
+          <w:b/>
+          <w:i w:val="0"/>
+          <w:color w:val="1A2130"/>
+          <w:sz w:val="23"/>
+        </w:rPr>
+        <w:t>Puse mi contraseña varias veces y ahora dice que la cuenta está bloqueada.</w:t>
+      </w:r>
+    </w:p>
+    <w:p>
+      <w:pPr>
+        <w:spacing w:after="80" w:before="0" w:line="240" w:lineRule="auto"/>
+        <w:jc w:val="left"/>
+      </w:pPr>
+      <w:r>
+        <w:rPr>
+          <w:rFonts w:ascii="Calibri" w:hAnsi="Calibri"/>
+          <w:b w:val="0"/>
+          <w:i w:val="0"/>
+          <w:color w:val="222222"/>
+          <w:sz w:val="22"/>
+        </w:rPr>
+        <w:t>Después de 5 intentos fallidos seguidos, el sistema bloquea la cuenta por 15 minutos como medida de seguridad. Puedes esperar ese tiempo e intentar de nuevo, o pedirle a un(a) administrador(a) que la desbloquee guardando de nuevo tu perfil en la pestaña Usuarios.</w:t>
       </w:r>
     </w:p>
     <w:sectPr>
